--- a/Job Hunt 2026/2026-10-23 - City of Apache Junction - Multimedia Specialist/Joshua_Chappell_Resume_CityOfApacheJunction.docx
+++ b/Job Hunt 2026/2026-10-23 - City of Apache Junction - Multimedia Specialist/Joshua_Chappell_Resume_CityOfApacheJunction.docx
@@ -33,7 +33,7 @@
         </w:rPr>
         <w:t xml:space="preserve">Mesa, AZ • 480-586-7959 • </w:t>
       </w:r>
-      <w:hyperlink w:history="1" r:id="rIdyjk2c3ar8gjdimh_hatjv">
+      <w:hyperlink w:history="1" r:id="rIdxvayrm0zxmqwwvsejtzol">
         <w:r>
           <w:rPr>
             <w:rFonts w:ascii="Calibri" w:cs="Calibri" w:eastAsia="Calibri" w:hAnsi="Calibri"/>
@@ -49,7 +49,7 @@
       <w:pPr>
         <w:jc w:val="center"/>
       </w:pPr>
-      <w:hyperlink w:history="1" r:id="rIdphxv_e9esh3dx4ycvpp2_">
+      <w:hyperlink w:history="1" r:id="rIdkrz6ychdzzhfpadwk59_f">
         <w:r>
           <w:rPr>
             <w:rFonts w:ascii="Calibri" w:cs="Calibri" w:eastAsia="Calibri" w:hAnsi="Calibri"/>
@@ -69,7 +69,7 @@
         </w:rPr>
         <w:t xml:space="preserve"> • </w:t>
       </w:r>
-      <w:hyperlink w:history="1" r:id="rIdx3jbygkexxzb3h-murw4g">
+      <w:hyperlink w:history="1" r:id="rId56lnwlgb33dle_bzulugf">
         <w:r>
           <w:rPr>
             <w:rFonts w:ascii="Calibri" w:cs="Calibri" w:eastAsia="Calibri" w:hAnsi="Calibri"/>
@@ -89,7 +89,7 @@
         </w:rPr>
         <w:t xml:space="preserve"> • </w:t>
       </w:r>
-      <w:hyperlink w:history="1" r:id="rIdkc9ah6vnki2hypjyqaeez">
+      <w:hyperlink w:history="1" r:id="rIdd3d2jo3t42nk9hca3q43t">
         <w:r>
           <w:rPr>
             <w:rFonts w:ascii="Calibri" w:cs="Calibri" w:eastAsia="Calibri" w:hAnsi="Calibri"/>
@@ -161,7 +161,7 @@
           <w:sz w:val="20"/>
           <w:szCs w:val="20"/>
         </w:rPr>
-        <w:t xml:space="preserve">, Media Specialist</w:t>
+        <w:t xml:space="preserve">, Multimedia Specialist</w:t>
       </w:r>
       <w:r>
         <w:rPr>

--- a/Job Hunt 2026/2026-10-23 - City of Apache Junction - Multimedia Specialist/Joshua_Chappell_Resume_CityOfApacheJunction.docx
+++ b/Job Hunt 2026/2026-10-23 - City of Apache Junction - Multimedia Specialist/Joshua_Chappell_Resume_CityOfApacheJunction.docx
@@ -33,7 +33,7 @@
         </w:rPr>
         <w:t xml:space="preserve">Mesa, AZ • 480-586-7959 • </w:t>
       </w:r>
-      <w:hyperlink w:history="1" r:id="rIdxvayrm0zxmqwwvsejtzol">
+      <w:hyperlink w:history="1" r:id="rIdozvybxyays0ghds7fiisp">
         <w:r>
           <w:rPr>
             <w:rFonts w:ascii="Calibri" w:cs="Calibri" w:eastAsia="Calibri" w:hAnsi="Calibri"/>
@@ -49,7 +49,7 @@
       <w:pPr>
         <w:jc w:val="center"/>
       </w:pPr>
-      <w:hyperlink w:history="1" r:id="rIdkrz6ychdzzhfpadwk59_f">
+      <w:hyperlink w:history="1" r:id="rIdmvbjiiz5awpqlkjz4r4bf">
         <w:r>
           <w:rPr>
             <w:rFonts w:ascii="Calibri" w:cs="Calibri" w:eastAsia="Calibri" w:hAnsi="Calibri"/>
@@ -57,7 +57,7 @@
             <w:sz w:val="20"/>
             <w:szCs w:val="20"/>
           </w:rPr>
-          <w:t xml:space="preserve">Demo Reel</w:t>
+          <w:t xml:space="preserve">Intro Video: vimeo.com/1109495649</w:t>
         </w:r>
       </w:hyperlink>
       <w:r>
@@ -69,7 +69,7 @@
         </w:rPr>
         <w:t xml:space="preserve"> • </w:t>
       </w:r>
-      <w:hyperlink w:history="1" r:id="rId56lnwlgb33dle_bzulugf">
+      <w:hyperlink w:history="1" r:id="rIdrdqhruovgqnkindijye7z">
         <w:r>
           <w:rPr>
             <w:rFonts w:ascii="Calibri" w:cs="Calibri" w:eastAsia="Calibri" w:hAnsi="Calibri"/>
@@ -77,7 +77,7 @@
             <w:sz w:val="20"/>
             <w:szCs w:val="20"/>
           </w:rPr>
-          <w:t xml:space="preserve">Legislature Video</w:t>
+          <w:t xml:space="preserve">Portfolio: lightbox-digital.com</w:t>
         </w:r>
       </w:hyperlink>
       <w:r>
@@ -89,7 +89,7 @@
         </w:rPr>
         <w:t xml:space="preserve"> • </w:t>
       </w:r>
-      <w:hyperlink w:history="1" r:id="rIdd3d2jo3t42nk9hca3q43t">
+      <w:hyperlink w:history="1" r:id="rIdfey9xceiorhwbc-aw3ofe">
         <w:r>
           <w:rPr>
             <w:rFonts w:ascii="Calibri" w:cs="Calibri" w:eastAsia="Calibri" w:hAnsi="Calibri"/>
@@ -97,7 +97,7 @@
             <w:sz w:val="20"/>
             <w:szCs w:val="20"/>
           </w:rPr>
-          <w:t xml:space="preserve">LinkedIn</w:t>
+          <w:t xml:space="preserve">LinkedIn: linkedin.com/in/joshua-chappell</w:t>
         </w:r>
       </w:hyperlink>
     </w:p>

--- a/Job Hunt 2026/2026-10-23 - City of Apache Junction - Multimedia Specialist/Joshua_Chappell_Resume_CityOfApacheJunction.docx
+++ b/Job Hunt 2026/2026-10-23 - City of Apache Junction - Multimedia Specialist/Joshua_Chappell_Resume_CityOfApacheJunction.docx
@@ -33,7 +33,7 @@
         </w:rPr>
         <w:t xml:space="preserve">Mesa, AZ • 480-586-7959 • </w:t>
       </w:r>
-      <w:hyperlink w:history="1" r:id="rIdozvybxyays0ghds7fiisp">
+      <w:hyperlink w:history="1" r:id="rId32tixglxh5-rwox-1lng6">
         <w:r>
           <w:rPr>
             <w:rFonts w:ascii="Calibri" w:cs="Calibri" w:eastAsia="Calibri" w:hAnsi="Calibri"/>
@@ -49,7 +49,7 @@
       <w:pPr>
         <w:jc w:val="center"/>
       </w:pPr>
-      <w:hyperlink w:history="1" r:id="rIdmvbjiiz5awpqlkjz4r4bf">
+      <w:hyperlink w:history="1" r:id="rIdmtvhztpaw8foois4yku9o">
         <w:r>
           <w:rPr>
             <w:rFonts w:ascii="Calibri" w:cs="Calibri" w:eastAsia="Calibri" w:hAnsi="Calibri"/>
@@ -69,7 +69,7 @@
         </w:rPr>
         <w:t xml:space="preserve"> • </w:t>
       </w:r>
-      <w:hyperlink w:history="1" r:id="rIdrdqhruovgqnkindijye7z">
+      <w:hyperlink w:history="1" r:id="rIdohm104ggcff_kd-nnnlbe">
         <w:r>
           <w:rPr>
             <w:rFonts w:ascii="Calibri" w:cs="Calibri" w:eastAsia="Calibri" w:hAnsi="Calibri"/>
@@ -89,7 +89,7 @@
         </w:rPr>
         <w:t xml:space="preserve"> • </w:t>
       </w:r>
-      <w:hyperlink w:history="1" r:id="rIdfey9xceiorhwbc-aw3ofe">
+      <w:hyperlink w:history="1" r:id="rIdus5cfqaxh6d-oxyhxxyef">
         <w:r>
           <w:rPr>
             <w:rFonts w:ascii="Calibri" w:cs="Calibri" w:eastAsia="Calibri" w:hAnsi="Calibri"/>
@@ -103,7 +103,7 @@
     </w:p>
     <w:p>
       <w:pPr>
-        <w:spacing w:after="62" w:before="129" w:line="254"/>
+        <w:spacing w:after="60" w:before="127" w:line="252"/>
         <w:jc w:val="both"/>
       </w:pPr>
       <w:r>
@@ -121,7 +121,7 @@
         <w:pBdr>
           <w:bottom w:val="single" w:color="1A4D8F" w:sz="8" w:space="1"/>
         </w:pBdr>
-        <w:spacing w:after="82" w:before="156"/>
+        <w:spacing w:after="80" w:before="154"/>
       </w:pPr>
       <w:r>
         <w:rPr>
@@ -183,7 +183,7 @@
         <w:tabs>
           <w:tab w:val="left" w:pos="280"/>
         </w:tabs>
-        <w:spacing w:after="28" w:line="254"/>
+        <w:spacing w:after="27" w:line="252"/>
         <w:ind w:left="280" w:hanging="280"/>
       </w:pPr>
       <w:r>
@@ -206,7 +206,30 @@
         <w:tabs>
           <w:tab w:val="left" w:pos="280"/>
         </w:tabs>
-        <w:spacing w:after="28" w:line="254"/>
+        <w:spacing w:after="27" w:line="252"/>
+        <w:ind w:left="280" w:hanging="280"/>
+      </w:pPr>
+      <w:r>
+        <w:rPr>
+          <w:rFonts w:ascii="Calibri" w:cs="Calibri" w:eastAsia="Calibri" w:hAnsi="Calibri"/>
+          <w:color w:val="1A1A1A"/>
+          <w:sz w:val="20"/>
+          <w:szCs w:val="20"/>
+        </w:rPr>
+        <w:t xml:space="preserve">Designed end title graphics for videos using the Adobe Creative Suite, including Premiere Pro, After Effects, Photoshop, and Illustrator.</w:t>
+      </w:r>
+    </w:p>
+    <w:p>
+      <w:pPr>
+        <w:pStyle w:val="ListParagraph"/>
+        <w:numPr>
+          <w:ilvl w:val="0"/>
+          <w:numId w:val="2"/>
+        </w:numPr>
+        <w:tabs>
+          <w:tab w:val="left" w:pos="280"/>
+        </w:tabs>
+        <w:spacing w:after="27" w:line="252"/>
         <w:ind w:left="280" w:hanging="280"/>
       </w:pPr>
       <w:r>
@@ -229,7 +252,7 @@
         <w:tabs>
           <w:tab w:val="left" w:pos="280"/>
         </w:tabs>
-        <w:spacing w:after="28" w:line="254"/>
+        <w:spacing w:after="27" w:line="252"/>
         <w:ind w:left="280" w:hanging="280"/>
       </w:pPr>
       <w:r>
@@ -244,33 +267,10 @@
     </w:p>
     <w:p>
       <w:pPr>
-        <w:pStyle w:val="ListParagraph"/>
-        <w:numPr>
-          <w:ilvl w:val="0"/>
-          <w:numId w:val="2"/>
-        </w:numPr>
-        <w:tabs>
-          <w:tab w:val="left" w:pos="280"/>
-        </w:tabs>
-        <w:spacing w:after="28" w:line="254"/>
-        <w:ind w:left="280" w:hanging="280"/>
-      </w:pPr>
-      <w:r>
-        <w:rPr>
-          <w:rFonts w:ascii="Calibri" w:cs="Calibri" w:eastAsia="Calibri" w:hAnsi="Calibri"/>
-          <w:color w:val="1A1A1A"/>
-          <w:sz w:val="20"/>
-          <w:szCs w:val="20"/>
-        </w:rPr>
-        <w:t xml:space="preserve">Built AI content workflows that cut production times in half while keeping stories authentic and real.</w:t>
-      </w:r>
-    </w:p>
-    <w:p>
-      <w:pPr>
         <w:tabs>
           <w:tab w:val="right" w:pos="10800"/>
         </w:tabs>
-        <w:spacing w:after="20" w:before="116"/>
+        <w:spacing w:after="20" w:before="114"/>
       </w:pPr>
       <w:r>
         <w:rPr>
@@ -312,7 +312,7 @@
         <w:tabs>
           <w:tab w:val="left" w:pos="280"/>
         </w:tabs>
-        <w:spacing w:after="28" w:line="254"/>
+        <w:spacing w:after="27" w:line="252"/>
         <w:ind w:left="280" w:hanging="280"/>
       </w:pPr>
       <w:r>
@@ -335,7 +335,7 @@
         <w:tabs>
           <w:tab w:val="left" w:pos="280"/>
         </w:tabs>
-        <w:spacing w:after="28" w:line="254"/>
+        <w:spacing w:after="27" w:line="252"/>
         <w:ind w:left="280" w:hanging="280"/>
       </w:pPr>
       <w:r>
@@ -358,7 +358,7 @@
         <w:tabs>
           <w:tab w:val="left" w:pos="280"/>
         </w:tabs>
-        <w:spacing w:after="28" w:line="254"/>
+        <w:spacing w:after="27" w:line="252"/>
         <w:ind w:left="280" w:hanging="280"/>
       </w:pPr>
       <w:r>
@@ -381,7 +381,7 @@
         <w:tabs>
           <w:tab w:val="left" w:pos="280"/>
         </w:tabs>
-        <w:spacing w:after="28" w:line="254"/>
+        <w:spacing w:after="27" w:line="252"/>
         <w:ind w:left="280" w:hanging="280"/>
       </w:pPr>
       <w:r>
@@ -399,7 +399,7 @@
         <w:tabs>
           <w:tab w:val="right" w:pos="10800"/>
         </w:tabs>
-        <w:spacing w:after="20" w:before="116"/>
+        <w:spacing w:after="20" w:before="114"/>
       </w:pPr>
       <w:r>
         <w:rPr>
@@ -441,7 +441,7 @@
         <w:tabs>
           <w:tab w:val="left" w:pos="280"/>
         </w:tabs>
-        <w:spacing w:after="28" w:line="254"/>
+        <w:spacing w:after="27" w:line="252"/>
         <w:ind w:left="280" w:hanging="280"/>
       </w:pPr>
       <w:r>
@@ -464,7 +464,7 @@
         <w:tabs>
           <w:tab w:val="left" w:pos="280"/>
         </w:tabs>
-        <w:spacing w:after="28" w:line="254"/>
+        <w:spacing w:after="27" w:line="252"/>
         <w:ind w:left="280" w:hanging="280"/>
       </w:pPr>
       <w:r>
@@ -487,7 +487,7 @@
         <w:tabs>
           <w:tab w:val="left" w:pos="280"/>
         </w:tabs>
-        <w:spacing w:after="28" w:line="254"/>
+        <w:spacing w:after="27" w:line="252"/>
         <w:ind w:left="280" w:hanging="280"/>
       </w:pPr>
       <w:r>
@@ -510,7 +510,7 @@
         <w:tabs>
           <w:tab w:val="left" w:pos="280"/>
         </w:tabs>
-        <w:spacing w:after="28" w:line="254"/>
+        <w:spacing w:after="27" w:line="252"/>
         <w:ind w:left="280" w:hanging="280"/>
       </w:pPr>
       <w:r>
@@ -528,7 +528,7 @@
         <w:tabs>
           <w:tab w:val="right" w:pos="10800"/>
         </w:tabs>
-        <w:spacing w:after="20" w:before="116"/>
+        <w:spacing w:after="20" w:before="114"/>
       </w:pPr>
       <w:r>
         <w:rPr>
@@ -570,7 +570,7 @@
         <w:tabs>
           <w:tab w:val="left" w:pos="280"/>
         </w:tabs>
-        <w:spacing w:after="28" w:line="254"/>
+        <w:spacing w:after="27" w:line="252"/>
         <w:ind w:left="280" w:hanging="280"/>
       </w:pPr>
       <w:r>
@@ -593,7 +593,7 @@
         <w:tabs>
           <w:tab w:val="left" w:pos="280"/>
         </w:tabs>
-        <w:spacing w:after="28" w:line="254"/>
+        <w:spacing w:after="27" w:line="252"/>
         <w:ind w:left="280" w:hanging="280"/>
       </w:pPr>
       <w:r>
@@ -616,7 +616,7 @@
         <w:tabs>
           <w:tab w:val="left" w:pos="280"/>
         </w:tabs>
-        <w:spacing w:after="28" w:line="254"/>
+        <w:spacing w:after="27" w:line="252"/>
         <w:ind w:left="280" w:hanging="280"/>
       </w:pPr>
       <w:r>
@@ -639,7 +639,7 @@
         <w:tabs>
           <w:tab w:val="left" w:pos="280"/>
         </w:tabs>
-        <w:spacing w:after="28" w:line="254"/>
+        <w:spacing w:after="27" w:line="252"/>
         <w:ind w:left="280" w:hanging="280"/>
       </w:pPr>
       <w:r>
@@ -657,7 +657,7 @@
         <w:tabs>
           <w:tab w:val="right" w:pos="10800"/>
         </w:tabs>
-        <w:spacing w:after="20" w:before="116"/>
+        <w:spacing w:after="20" w:before="114"/>
       </w:pPr>
       <w:r>
         <w:rPr>
@@ -699,7 +699,7 @@
         <w:tabs>
           <w:tab w:val="left" w:pos="280"/>
         </w:tabs>
-        <w:spacing w:after="28" w:line="254"/>
+        <w:spacing w:after="27" w:line="252"/>
         <w:ind w:left="280" w:hanging="280"/>
       </w:pPr>
       <w:r>
@@ -722,7 +722,7 @@
         <w:tabs>
           <w:tab w:val="left" w:pos="280"/>
         </w:tabs>
-        <w:spacing w:after="28" w:line="254"/>
+        <w:spacing w:after="27" w:line="252"/>
         <w:ind w:left="280" w:hanging="280"/>
       </w:pPr>
       <w:r>
@@ -745,7 +745,7 @@
         <w:tabs>
           <w:tab w:val="left" w:pos="280"/>
         </w:tabs>
-        <w:spacing w:after="28" w:line="254"/>
+        <w:spacing w:after="27" w:line="252"/>
         <w:ind w:left="280" w:hanging="280"/>
       </w:pPr>
       <w:r>
@@ -768,7 +768,7 @@
         <w:tabs>
           <w:tab w:val="left" w:pos="280"/>
         </w:tabs>
-        <w:spacing w:after="28" w:line="254"/>
+        <w:spacing w:after="27" w:line="252"/>
         <w:ind w:left="280" w:hanging="280"/>
       </w:pPr>
       <w:r>
@@ -786,7 +786,7 @@
         <w:pBdr>
           <w:bottom w:val="single" w:color="1A4D8F" w:sz="8" w:space="1"/>
         </w:pBdr>
-        <w:spacing w:after="82" w:before="156"/>
+        <w:spacing w:after="80" w:before="154"/>
       </w:pPr>
       <w:r>
         <w:rPr>
@@ -803,7 +803,7 @@
     </w:p>
     <w:p>
       <w:pPr>
-        <w:spacing w:after="35"/>
+        <w:spacing w:after="33"/>
       </w:pPr>
       <w:r>
         <w:rPr>
@@ -820,7 +820,7 @@
         <w:pBdr>
           <w:bottom w:val="single" w:color="1A4D8F" w:sz="8" w:space="1"/>
         </w:pBdr>
-        <w:spacing w:after="82" w:before="156"/>
+        <w:spacing w:after="80" w:before="154"/>
       </w:pPr>
       <w:r>
         <w:rPr>
@@ -837,16 +837,16 @@
     </w:p>
     <w:p>
       <w:pPr>
-        <w:spacing w:line="267"/>
-      </w:pPr>
-      <w:r>
-        <w:rPr>
-          <w:rFonts w:ascii="Calibri" w:cs="Calibri" w:eastAsia="Calibri" w:hAnsi="Calibri"/>
-          <w:color w:val="1A1A1A"/>
-          <w:sz w:val="20"/>
-          <w:szCs w:val="20"/>
-        </w:rPr>
-        <w:t xml:space="preserve">Video Production (storyboard, script, film, edit, post) • Premiere Pro, After Effects, Audition • DaVinci Resolve, Final Cut Pro • Photography (Lightroom, Photoshop) • Canva • Social Media Content • Website Photo &amp; Video Updates • Script Writing • Motion Graphics • Color Grading • Cameras &amp; Lighting (Sony FX, RED, Canon, Aputure) • Drone (FAA Part 107) • Equipment Inventory &amp; Budget Tracking (Excel, Google Sheets) • Asset Management (Frame.io, Dropbox) • Project Management (Wrike, Notion, Trello, Microsoft Teams)</w:t>
+        <w:spacing w:line="265"/>
+      </w:pPr>
+      <w:r>
+        <w:rPr>
+          <w:rFonts w:ascii="Calibri" w:cs="Calibri" w:eastAsia="Calibri" w:hAnsi="Calibri"/>
+          <w:color w:val="1A1A1A"/>
+          <w:sz w:val="20"/>
+          <w:szCs w:val="20"/>
+        </w:rPr>
+        <w:t xml:space="preserve">Video Production (storyboard, script, film, edit, post) • Adobe Creative Suite (Premiere Pro, After Effects, Photoshop, Illustrator, Audition) • DaVinci Resolve, Final Cut Pro • Photography (Lightroom) • Graphic Design &amp; End Title Graphics (Illustrator, Photoshop, Canva) • Social Media Content • Website Photo &amp; Video Updates • Script Writing • Motion Graphics • Color Grading • Cameras &amp; Lighting (Sony FX, RED, Canon, Aputure) • Drone (FAA Part 107) • Equipment Inventory &amp; Budget Tracking (Excel, Google Sheets) • Asset Management (Frame.io, Dropbox) • Project Management (Wrike, Notion, Trello, Microsoft Teams)</w:t>
       </w:r>
     </w:p>
     <w:p>
@@ -854,7 +854,7 @@
         <w:pBdr>
           <w:bottom w:val="single" w:color="1A4D8F" w:sz="8" w:space="1"/>
         </w:pBdr>
-        <w:spacing w:after="82" w:before="156"/>
+        <w:spacing w:after="80" w:before="154"/>
       </w:pPr>
       <w:r>
         <w:rPr>
@@ -871,7 +871,7 @@
     </w:p>
     <w:p>
       <w:pPr>
-        <w:spacing w:after="35"/>
+        <w:spacing w:after="33"/>
       </w:pPr>
       <w:r>
         <w:rPr>
@@ -905,7 +905,7 @@
     </w:p>
     <w:p>
       <w:pPr>
-        <w:spacing w:after="35"/>
+        <w:spacing w:after="33"/>
       </w:pPr>
       <w:r>
         <w:rPr>

--- a/Job Hunt 2026/2026-10-23 - City of Apache Junction - Multimedia Specialist/Joshua_Chappell_Resume_CityOfApacheJunction.docx
+++ b/Job Hunt 2026/2026-10-23 - City of Apache Junction - Multimedia Specialist/Joshua_Chappell_Resume_CityOfApacheJunction.docx
@@ -33,7 +33,7 @@
         </w:rPr>
         <w:t xml:space="preserve">Mesa, AZ • 480-586-7959 • </w:t>
       </w:r>
-      <w:hyperlink w:history="1" r:id="rId32tixglxh5-rwox-1lng6">
+      <w:hyperlink w:history="1" r:id="rId_efjgrznuwp3brthlhs_t">
         <w:r>
           <w:rPr>
             <w:rFonts w:ascii="Calibri" w:cs="Calibri" w:eastAsia="Calibri" w:hAnsi="Calibri"/>
@@ -49,7 +49,7 @@
       <w:pPr>
         <w:jc w:val="center"/>
       </w:pPr>
-      <w:hyperlink w:history="1" r:id="rIdmtvhztpaw8foois4yku9o">
+      <w:hyperlink w:history="1" r:id="rId_znlfofpxmoega4fubmbm">
         <w:r>
           <w:rPr>
             <w:rFonts w:ascii="Calibri" w:cs="Calibri" w:eastAsia="Calibri" w:hAnsi="Calibri"/>
@@ -69,7 +69,7 @@
         </w:rPr>
         <w:t xml:space="preserve"> • </w:t>
       </w:r>
-      <w:hyperlink w:history="1" r:id="rIdohm104ggcff_kd-nnnlbe">
+      <w:hyperlink w:history="1" r:id="rIdj3x1pwi4xhfphc1psl2ov">
         <w:r>
           <w:rPr>
             <w:rFonts w:ascii="Calibri" w:cs="Calibri" w:eastAsia="Calibri" w:hAnsi="Calibri"/>
@@ -89,7 +89,7 @@
         </w:rPr>
         <w:t xml:space="preserve"> • </w:t>
       </w:r>
-      <w:hyperlink w:history="1" r:id="rIdus5cfqaxh6d-oxyhxxyef">
+      <w:hyperlink w:history="1" r:id="rIdkw4bpml93diynyibnc_nh">
         <w:r>
           <w:rPr>
             <w:rFonts w:ascii="Calibri" w:cs="Calibri" w:eastAsia="Calibri" w:hAnsi="Calibri"/>
@@ -216,7 +216,7 @@
           <w:sz w:val="20"/>
           <w:szCs w:val="20"/>
         </w:rPr>
-        <w:t xml:space="preserve">Designed end title graphics for videos using the Adobe Creative Suite, including Premiere Pro, After Effects, Photoshop, and Illustrator.</w:t>
+        <w:t xml:space="preserve">Utilized the Adobe Creative Suite, including Premiere Pro, After Effects, Photoshop, and Illustrator, to create end title graphics for videos.</w:t>
       </w:r>
     </w:p>
     <w:p>

--- a/Job Hunt 2026/2026-10-23 - City of Apache Junction - Multimedia Specialist/Joshua_Chappell_Resume_CityOfApacheJunction.docx
+++ b/Job Hunt 2026/2026-10-23 - City of Apache Junction - Multimedia Specialist/Joshua_Chappell_Resume_CityOfApacheJunction.docx
@@ -33,7 +33,7 @@
         </w:rPr>
         <w:t xml:space="preserve">Mesa, AZ • 480-586-7959 • </w:t>
       </w:r>
-      <w:hyperlink w:history="1" r:id="rId_efjgrznuwp3brthlhs_t">
+      <w:hyperlink w:history="1" r:id="rId99ix4b6kvyqojhpnqv7to">
         <w:r>
           <w:rPr>
             <w:rFonts w:ascii="Calibri" w:cs="Calibri" w:eastAsia="Calibri" w:hAnsi="Calibri"/>
@@ -49,7 +49,7 @@
       <w:pPr>
         <w:jc w:val="center"/>
       </w:pPr>
-      <w:hyperlink w:history="1" r:id="rId_znlfofpxmoega4fubmbm">
+      <w:hyperlink w:history="1" r:id="rIdymjl6rclmuw2nxsmf9qmb">
         <w:r>
           <w:rPr>
             <w:rFonts w:ascii="Calibri" w:cs="Calibri" w:eastAsia="Calibri" w:hAnsi="Calibri"/>
@@ -57,7 +57,7 @@
             <w:sz w:val="20"/>
             <w:szCs w:val="20"/>
           </w:rPr>
-          <w:t xml:space="preserve">Intro Video: vimeo.com/1109495649</w:t>
+          <w:t xml:space="preserve">Intro Video</w:t>
         </w:r>
       </w:hyperlink>
       <w:r>
@@ -69,7 +69,7 @@
         </w:rPr>
         <w:t xml:space="preserve"> • </w:t>
       </w:r>
-      <w:hyperlink w:history="1" r:id="rIdj3x1pwi4xhfphc1psl2ov">
+      <w:hyperlink w:history="1" r:id="rIdf36gavuwj6rq39zer-ooj">
         <w:r>
           <w:rPr>
             <w:rFonts w:ascii="Calibri" w:cs="Calibri" w:eastAsia="Calibri" w:hAnsi="Calibri"/>
@@ -77,7 +77,7 @@
             <w:sz w:val="20"/>
             <w:szCs w:val="20"/>
           </w:rPr>
-          <w:t xml:space="preserve">Portfolio: lightbox-digital.com</w:t>
+          <w:t xml:space="preserve">Portfolio</w:t>
         </w:r>
       </w:hyperlink>
       <w:r>
@@ -89,7 +89,7 @@
         </w:rPr>
         <w:t xml:space="preserve"> • </w:t>
       </w:r>
-      <w:hyperlink w:history="1" r:id="rIdkw4bpml93diynyibnc_nh">
+      <w:hyperlink w:history="1" r:id="rIdol0dymmpehocw-i4vzrrl">
         <w:r>
           <w:rPr>
             <w:rFonts w:ascii="Calibri" w:cs="Calibri" w:eastAsia="Calibri" w:hAnsi="Calibri"/>
@@ -97,7 +97,7 @@
             <w:sz w:val="20"/>
             <w:szCs w:val="20"/>
           </w:rPr>
-          <w:t xml:space="preserve">LinkedIn: linkedin.com/in/joshua-chappell</w:t>
+          <w:t xml:space="preserve">LinkedIn</w:t>
         </w:r>
       </w:hyperlink>
     </w:p>

--- a/Job Hunt 2026/2026-10-23 - City of Apache Junction - Multimedia Specialist/Joshua_Chappell_Resume_CityOfApacheJunction.docx
+++ b/Job Hunt 2026/2026-10-23 - City of Apache Junction - Multimedia Specialist/Joshua_Chappell_Resume_CityOfApacheJunction.docx
@@ -33,7 +33,7 @@
         </w:rPr>
         <w:t xml:space="preserve">Mesa, AZ • 480-586-7959 • </w:t>
       </w:r>
-      <w:hyperlink w:history="1" r:id="rId99ix4b6kvyqojhpnqv7to">
+      <w:hyperlink w:history="1" r:id="rIdo98xbssox57qr747bccal">
         <w:r>
           <w:rPr>
             <w:rFonts w:ascii="Calibri" w:cs="Calibri" w:eastAsia="Calibri" w:hAnsi="Calibri"/>
@@ -49,7 +49,7 @@
       <w:pPr>
         <w:jc w:val="center"/>
       </w:pPr>
-      <w:hyperlink w:history="1" r:id="rIdymjl6rclmuw2nxsmf9qmb">
+      <w:hyperlink w:history="1" r:id="rIdgye0ur7jdbp_adxudnjpn">
         <w:r>
           <w:rPr>
             <w:rFonts w:ascii="Calibri" w:cs="Calibri" w:eastAsia="Calibri" w:hAnsi="Calibri"/>
@@ -69,7 +69,7 @@
         </w:rPr>
         <w:t xml:space="preserve"> • </w:t>
       </w:r>
-      <w:hyperlink w:history="1" r:id="rIdf36gavuwj6rq39zer-ooj">
+      <w:hyperlink w:history="1" r:id="rIdkcmcy0gsa_wfxgsb3erws">
         <w:r>
           <w:rPr>
             <w:rFonts w:ascii="Calibri" w:cs="Calibri" w:eastAsia="Calibri" w:hAnsi="Calibri"/>
@@ -89,7 +89,7 @@
         </w:rPr>
         <w:t xml:space="preserve"> • </w:t>
       </w:r>
-      <w:hyperlink w:history="1" r:id="rIdol0dymmpehocw-i4vzrrl">
+      <w:hyperlink w:history="1" r:id="rIdvoitndynmgood5q0blo2f">
         <w:r>
           <w:rPr>
             <w:rFonts w:ascii="Calibri" w:cs="Calibri" w:eastAsia="Calibri" w:hAnsi="Calibri"/>
@@ -216,7 +216,7 @@
           <w:sz w:val="20"/>
           <w:szCs w:val="20"/>
         </w:rPr>
-        <w:t xml:space="preserve">Utilized the Adobe Creative Suite, including Premiere Pro, After Effects, Photoshop, and Illustrator, to create end title graphics for videos.</w:t>
+        <w:t xml:space="preserve">Utilized the Adobe Creative Suite, including Premiere Pro, After Effects, Photoshop, and Illustrator, to create videos and end title graphics.</w:t>
       </w:r>
     </w:p>
     <w:p>
